--- a/case-studies/custody-corp/Custody_Corp_ISMS_Core_Document.docx
+++ b/case-studies/custody-corp/Custody_Corp_ISMS_Core_Document.docx
@@ -163,7 +163,7 @@
                 <w:sz w:val="20"/>
                 <w:szCs w:val="20"/>
               </w:rPr>
-              <w:t xml:space="preserve">SMCTR Engagement Framework — Stage: Scope · Certification Pathway, Artifact #2 of 13</w:t>
+              <w:t xml:space="preserve">SMCTR Engagement Framework — Stage: Scope · Certification Pathway, Artifact #2 of 12</w:t>
             </w:r>
           </w:p>
         </w:tc>
@@ -409,7 +409,7 @@
           <w:sz w:val="22"/>
           <w:szCs w:val="22"/>
         </w:rPr>
-        <w:t xml:space="preserve">This document consolidates the governance-layer documentation ISO/IEC 27001:2022 requires — the documents Stage 1 of a certification audit reviews. It covers the 17 ISMS clauses that concern governance design (clauses 4.1 through 9.1, excluding those that presuppose the ISMS is already operating). Eight clauses — 7.3 (awareness), 8.1–8.3 (operation), 9.2 (internal audit), 9.3 (management review), and 10.1–10.2 (improvement) — are out of scope for this Readiness Assessment, as they require an operating ISMS to produce evidence against. They apply once Custody Corp moves beyond this diagnostic stage.</w:t>
+        <w:t xml:space="preserve">This document consolidates the governance-layer documentation ISO/IEC 27001:2022 requires — the documents Stage 1 of a certification audit reviews. It covers the 17 ISMS clauses that concern governance design (clauses 4.1 through 9.1, excluding those that presuppose the ISMS is already operating). Eight clauses — 7.3 (awareness), 8.1–8.3 (operation), 9.2 (internal audit), 9.3 (management review), and 10.1–10.2 (improvement) — are out of scope for this Gap Assessment, as they require an operating ISMS to produce evidence against. They apply once Custody Corp moves beyond this diagnostic stage.</w:t>
       </w:r>
     </w:p>
     <w:p>
@@ -674,7 +674,7 @@
           <w:sz w:val="22"/>
           <w:szCs w:val="22"/>
         </w:rPr>
-        <w:t xml:space="preserve">Vice Presidency, as the executive authority for information security at Custody Corp, demonstrates commitment to the ISMS by commissioning this Readiness Assessment — the organization's first structured evaluation of its information security posture. This initial engagement was authorized specifically to produce the findings needed for an informed decision on next steps (remediation scope, timeline, and whether to pursue formal certification), rather than committing resources to a predetermined path before those findings existed. Vice Presidency reviews the Statement of Applicability and Gap Tracker as the basis for that decision.</w:t>
+        <w:t xml:space="preserve">Vice Presidency, as the executive authority for information security at Custody Corp, demonstrates commitment to the ISMS by commissioning this Gap Assessment — the organization's first structured evaluation of its information security posture. This initial engagement was authorized specifically to produce the findings needed for an informed decision on next steps (remediation scope, timeline, and whether to pursue formal certification), rather than committing resources to a predetermined path before those findings existed. Vice Presidency reviews the Statement of Applicability and Gap Tracker as the basis for that decision.</w:t>
       </w:r>
     </w:p>
     <w:p>
@@ -733,7 +733,7 @@
           <w:sz w:val="22"/>
           <w:szCs w:val="22"/>
         </w:rPr>
-        <w:t xml:space="preserve">This policy is proposed for approval by Vice Presidency. Once approved, it applies to all Custody Corp personnel with access to the Payroll or Administrative Systems, and is communicated at onboarding and made available on request. As of this document's date, this policy has not yet been formally approved — its content is proposed based on the findings of this Readiness Assessment.</w:t>
+        <w:t xml:space="preserve">This policy is proposed for approval by Vice Presidency. Once approved, it applies to all Custody Corp personnel with access to the Payroll or Administrative Systems, and is communicated at onboarding and made available on request. As of this document's date, this policy has not yet been formally approved — its content is proposed based on the findings of this Gap Assessment.</w:t>
       </w:r>
     </w:p>
     <w:p>
@@ -1047,7 +1047,7 @@
                 <w:sz w:val="19"/>
                 <w:szCs w:val="19"/>
               </w:rPr>
-              <w:t xml:space="preserve">Engaged by Vice Presidency to conduct this Readiness Assessment — scoping, system documentation, risk evaluation, and applicability review</w:t>
+              <w:t xml:space="preserve">Engaged by Vice Presidency to conduct this Gap Assessment — scoping, system documentation, risk evaluation, and applicability review</w:t>
             </w:r>
           </w:p>
         </w:tc>
@@ -1117,7 +1117,7 @@
           <w:sz w:val="22"/>
           <w:szCs w:val="22"/>
         </w:rPr>
-        <w:t xml:space="preserve">Vice Presidency allocated a paid engagement with an external GRC consultant to conduct this Readiness Assessment, in addition to the time of existing personnel (Vice Presidency and the IT Manager) within their standing responsibilities. No additional budget, headcount, or tooling has been allocated beyond this engagement. Resource needs for remediation of the gaps identified are pending review by Vice Presidency upon completion of this assessment.</w:t>
+        <w:t xml:space="preserve">Vice Presidency allocated a paid engagement with an external GRC consultant to conduct this Gap Assessment, in addition to the time of existing personnel (Vice Presidency and the IT Manager) within their standing responsibilities. No additional budget, headcount, or tooling has been allocated beyond this engagement. Resource needs for remediation of the gaps identified are pending review by Vice Presidency upon completion of this assessment.</w:t>
       </w:r>
     </w:p>
     <w:p>
@@ -1148,7 +1148,7 @@
           <w:sz w:val="22"/>
           <w:szCs w:val="22"/>
         </w:rPr>
-        <w:t xml:space="preserve">For the scope of this engagement, the specialized competence required to conduct an ISO/IEC 27001:2022 readiness evaluation was sourced externally, through the engagement referenced in Section 7.1. This addresses the competence needed to perform the assessment itself; it does not resolve the organization's internal competence gap for ongoing information security operation. No formal information security training or certification exists for the IT Manager or other personnel today, and sustaining any controls adopted following this assessment will require either internal competence development or continued external support — a decision pending Vice Presidency's review of this assessment's findings.</w:t>
+        <w:t xml:space="preserve">For the scope of this engagement, the specialized competence required to conduct an ISO/IEC 27001:2022 gap assessment was sourced externally, through the engagement referenced in Section 7.1. This addresses the competence needed to perform the assessment itself; it does not resolve the organization's internal competence gap for ongoing information security operation. No formal information security training or certification exists for the IT Manager or other personnel today, and sustaining any controls adopted following this assessment will require either internal competence development or continued external support — a decision pending Vice Presidency's review of this assessment's findings.</w:t>
       </w:r>
     </w:p>
     <w:p>
@@ -1199,7 +1199,7 @@
           <w:sz w:val="22"/>
           <w:szCs w:val="22"/>
         </w:rPr>
-        <w:t xml:space="preserve">In planning this ISMS, Custody Corp considered the risk that its information security posture — built to date on strong physical and operational controls native to a physical security business, but with limited formal information governance — could fail to protect the confidentiality, integrity, and availability of payroll and administrative data as the organization's systems and reliance on them grow. This Readiness Assessment is the organization's response: an opportunity to identify and prioritize gaps before they result in an incident, rather than after one.</w:t>
+        <w:t xml:space="preserve">In planning this ISMS, Custody Corp considered the risk that its information security posture — built to date on strong physical and operational controls native to a physical security business, but with limited formal information governance — could fail to protect the confidentiality, integrity, and availability of payroll and administrative data as the organization's systems and reliance on them grow. This Gap Assessment is the organization's response: an opportunity to identify and prioritize gaps before they result in an incident, rather than after one.</w:t>
       </w:r>
     </w:p>
     <w:p>
@@ -2393,7 +2393,7 @@
                 <w:sz w:val="19"/>
                 <w:szCs w:val="19"/>
               </w:rPr>
-              <w:t xml:space="preserve">Readiness Assessment findings</w:t>
+              <w:t xml:space="preserve">Gap Assessment findings</w:t>
             </w:r>
           </w:p>
         </w:tc>
@@ -2896,7 +2896,7 @@
           <w:sz w:val="22"/>
           <w:szCs w:val="22"/>
         </w:rPr>
-        <w:t xml:space="preserve">Results are proposed to be reviewed by Vice Presidency, who determines what action, if any, follows from the measurement — no formal review cadence is established at this time, pending Vice Presidency's decision on next steps following this Readiness Assessment.</w:t>
+        <w:t xml:space="preserve">Results are proposed to be reviewed by Vice Presidency, who determines what action, if any, follows from the measurement — no formal review cadence is established at this time, pending Vice Presidency's decision on next steps following this Gap Assessment.</w:t>
       </w:r>
     </w:p>
     <w:sectPr>
